--- a/courts/eighth-circuit/missouri/state/court-of-appeals-eastern-district/opening-brief/usage/OUTPUT-opening-brief.docx
+++ b/courts/eighth-circuit/missouri/state/court-of-appeals-eastern-district/opening-brief/usage/OUTPUT-opening-brief.docx
@@ -6881,7 +6881,7 @@
         <w:pStyle w:val="BodyText"/>
       </w:pPr>
       <w:r>
-        <w:t xml:space="preserve">The Sunshine Law establishes Missouri’s “public policy . . . that meetings [and] records . . . of public governmental bodies [are] open to the public unless otherwise provided by law.” § 610.011.1.</w:t>
+        <w:t xml:space="preserve">The Sunshine Law establishes Missouri’s “public policy ⁠. ⁠. ⁠. that meetings [and] records ⁠. ⁠. ⁠. of public governmental bodies [are] open to the public unless otherwise provided by law.” § 610.011.1.</w:t>
       </w:r>
       <w:r>
         <w:t xml:space="preserve"> </w:t>
@@ -9665,7 +9665,7 @@
         <w:t xml:space="preserve"> </w:t>
       </w:r>
       <w:r>
-        <w:t xml:space="preserve">provides, in relevant part, that open records retained by law enforcement may be redacted to the extent they contain “information that is reasonably likely to pose a clear and present danger to the safety of any victim, witness, undercover officer, or other person; or jeopardize a criminal investigation … ; or which would disclose techniques, procedures or guidelines for law enforcement investigations or prosecutions ….” Defendant has not relied on this section nor did the trial court find that it applied to any portion of the report at issue.</w:t>
+        <w:t xml:space="preserve">provides, in relevant part, that open records retained by law enforcement may be redacted to the extent they contain “information that is reasonably likely to pose a clear and present danger to the safety of any victim, witness, undercover officer, or other person; or jeopardize a criminal investigation … ⁠; or which would disclose techniques, procedures or guidelines for law enforcement investigations or prosecutions ….” Defendant has not relied on this section nor did the trial court find that it applied to any portion of the report at issue.</w:t>
       </w:r>
     </w:p>
   </w:footnote>
@@ -9709,7 +9709,7 @@
         <w:t xml:space="preserve"> </w:t>
       </w:r>
       <w:r>
-        <w:t xml:space="preserve">the legislature has declined to change the Sunshine Law that would support the position Defendant is advocating. For example, in 2010, a bill proposed amending the Sunshine Law to provide that: records and documents of and pertaining to internal investigations by law enforcement agencies into matters of fitness and conduct of law enforcement officers employed by such investigating law enforcement agencies used solely in connection with matters relating to the employment of such law enforcement officers, and records and documents pertaining to any determinations or actions relating to an officer’s employment status taken in connection with or following such investigations. Notwithstanding whether the subject matter of or allegations involved in the internal investigation involve criminal conduct on the part of a law enforcement officer, such records shall be considered records authorized to be closed . . . and not incident reports, investigative reports or other documents covered under section 610.100, unless such records and documents are used or shared by the agency in a criminal investigation by the law enforcement agency involving the officer. H.B. 1780,</w:t>
+        <w:t xml:space="preserve">the legislature has declined to change the Sunshine Law that would support the position Defendant is advocating. For example, in 2010, a bill proposed amending the Sunshine Law to provide that: records and documents of and pertaining to internal investigations by law enforcement agencies into matters of fitness and conduct of law enforcement officers employed by such investigating law enforcement agencies used solely in connection with matters relating to the employment of such law enforcement officers, and records and documents pertaining to any determinations or actions relating to an officer’s employment status taken in connection with or following such investigations. Notwithstanding whether the subject matter of or allegations involved in the internal investigation involve criminal conduct on the part of a law enforcement officer, such records shall be considered records authorized to be closed ⁠. ⁠. ⁠. and not incident reports, investigative reports or other documents covered under section 610.100, unless such records and documents are used or shared by the agency in a criminal investigation by the law enforcement agency involving the officer. H.B. 1780,</w:t>
       </w:r>
       <w:r>
         <w:t xml:space="preserve"> </w:t>

--- a/courts/eighth-circuit/missouri/state/court-of-appeals-eastern-district/opening-brief/usage/OUTPUT-opening-brief.docx
+++ b/courts/eighth-circuit/missouri/state/court-of-appeals-eastern-district/opening-brief/usage/OUTPUT-opening-brief.docx
@@ -559,9 +559,7 @@
         <w:t xml:space="preserve"> </w:t>
       </w:r>
       <w:r>
-        <w:t xml:space="preserve">652</w:t>
-        <w:noBreakHyphen/>
-        <w:t xml:space="preserve">3114</w:t>
+        <w:t xml:space="preserve">652-⁠3114</w:t>
       </w:r>
       <w:r>
         <w:t xml:space="preserve"> </w:t>
@@ -583,9 +581,7 @@
         <w:t xml:space="preserve"> </w:t>
       </w:r>
       <w:r>
-        <w:t xml:space="preserve">652</w:t>
-        <w:noBreakHyphen/>
-        <w:t xml:space="preserve">3112</w:t>
+        <w:t xml:space="preserve">652-⁠3112</w:t>
       </w:r>
       <w:r>
         <w:t xml:space="preserve"> </w:t>
@@ -731,9 +727,7 @@
         <w:t xml:space="preserve"> </w:t>
       </w:r>
       <w:r>
-        <w:t xml:space="preserve">470</w:t>
-        <w:noBreakHyphen/>
-        <w:t xml:space="preserve">9933</w:t>
+        <w:t xml:space="preserve">470-⁠9933</w:t>
       </w:r>
       <w:r>
         <w:t xml:space="preserve"> </w:t>
@@ -755,9 +749,7 @@
         <w:t xml:space="preserve"> </w:t>
       </w:r>
       <w:r>
-        <w:t xml:space="preserve">652</w:t>
-        <w:noBreakHyphen/>
-        <w:t xml:space="preserve">3112</w:t>
+        <w:t xml:space="preserve">652-⁠3112</w:t>
       </w:r>
       <w:r>
         <w:t xml:space="preserve"> </w:t>
@@ -5039,31 +5031,7 @@
         <w:pStyle w:val="BodyText"/>
       </w:pPr>
       <w:r>
-        <w:t xml:space="preserve">On March 18, 2013, Curtis Farber filed citizen complaint with the Defendant, Metropolitan Police Department of the City of St. Louis. Tr. 8</w:t>
-      </w:r>
-      <w:r>
-        <w:noBreakHyphen/>
-      </w:r>
-      <w:r>
-        <w:t xml:space="preserve">10, 26</w:t>
-      </w:r>
-      <w:r>
-        <w:noBreakHyphen/>
-      </w:r>
-      <w:r>
-        <w:t xml:space="preserve">27; P’s Ex. 1; D’s Ex. A. In his complaint, Farber accused several police officers of criminal misconduct surrounding his arrest on July 9, 2011. P’s Ex. 1; D’s Ex. A. Specifically, Farber alleged that one officer struck him repeatedly while he was in handcuffs, another officer kicked him in the face while he was in handcuffs, and two other officers threatened to falsify evidence against him. P’s Ex. 1; D’s Ex. A; Tr. 43, 67</w:t>
-      </w:r>
-      <w:r>
-        <w:noBreakHyphen/>
-      </w:r>
-      <w:r>
-        <w:t xml:space="preserve">68. In a brochure describing the “Citizen Complaint System,” the Police Department defines a “complaint” in this context as “an allegation that an employee engaged in, or failed to engage in, a specific action that would violate a policy of the Department and/​or violate criminal law.” Tr. 12, P’s Ex. 2. The brochure further states that, the Internal Affairs Division (IAD) “investigates all complaints involving allegations of serious misconduct, while complaints involving allegations of minor misconduct may be sent to the appropriate Bureau Commander for investigation. All complaints are coordinated, processed, and reviewed by the IAD and the Inspector of Police.” P’s Ex. 2. Farber believed that a crime had been committed against him by the police officers identified in his complaint. Tr. 13. The role of the IAD is to investigate all allegations of employee misconduct, including allegations of criminal misconduct. Tr. 54, 60</w:t>
-      </w:r>
-      <w:r>
-        <w:noBreakHyphen/>
-      </w:r>
-      <w:r>
-        <w:t xml:space="preserve">61.</w:t>
+        <w:t xml:space="preserve">On March 18, 2013, Curtis Farber filed citizen complaint with the Defendant, Metropolitan Police Department of the City of St. Louis. Tr. 8-⁠10, 26-⁠27; P’s Ex. 1; D’s Ex. A. In his complaint, Farber accused several police officers of criminal misconduct surrounding his arrest on July 9, 2011. P’s Ex. 1; D’s Ex. A. Specifically, Farber alleged that one officer struck him repeatedly while he was in handcuffs, another officer kicked him in the face while he was in handcuffs, and two other officers threatened to falsify evidence against him. P’s Ex. 1; D’s Ex. A; Tr. 43, 67-⁠68. In a brochure describing the “Citizen Complaint System,” the Police Department defines a “complaint” in this context as “an allegation that an employee engaged in, or failed to engage in, a specific action that would violate a policy of the Department and/​or violate criminal law.” Tr. 12, P’s Ex. 2. The brochure further states that, the Internal Affairs Division (IAD) “investigates all complaints involving allegations of serious misconduct, while complaints involving allegations of minor misconduct may be sent to the appropriate Bureau Commander for investigation. All complaints are coordinated, processed, and reviewed by the IAD and the Inspector of Police.” P’s Ex. 2. Farber believed that a crime had been committed against him by the police officers identified in his complaint. Tr. 13. The role of the IAD is to investigate all allegations of employee misconduct, including allegations of criminal misconduct. Tr. 54, 60-⁠61.</w:t>
       </w:r>
     </w:p>
     <w:p>
@@ -5071,13 +5039,7 @@
         <w:pStyle w:val="BodyTextNote"/>
       </w:pPr>
       <w:r>
-        <w:t xml:space="preserve">In a letter date June 20, 2013, Farber was informed that his complaint was received by the Department and assigned IAD File Number 13/131. Tr. 13</w:t>
-      </w:r>
-      <w:r>
-        <w:noBreakHyphen/>
-      </w:r>
-      <w:r>
-        <w:t xml:space="preserve">14, P’s Ex. 3. Nearly twenty months later, in a letter dated February 4, 2015, Farber received notice that his allegations against the officers were “Not Sustained.” Tr. 16, D’s Ex. I.</w:t>
+        <w:t xml:space="preserve">In a letter date June 20, 2013, Farber was informed that his complaint was received by the Department and assigned IAD File Number 13/131. Tr. 13-⁠14, P’s Ex. 3. Nearly twenty months later, in a letter dated February 4, 2015, Farber received notice that his allegations against the officers were “Not Sustained.” Tr. 16, D’s Ex. I.</w:t>
       </w:r>
       <w:r>
         <w:rPr>
@@ -5089,13 +5051,7 @@
         <w:t xml:space="preserve"> </w:t>
       </w:r>
       <w:r>
-        <w:t xml:space="preserve">“Not Sustained” means that “[t]he investigation did not find sufficient evidence to either prove or disprove the allegations in the complaint.” Pl’s Ex. 2; Tr. 70</w:t>
-      </w:r>
-      <w:r>
-        <w:noBreakHyphen/>
-      </w:r>
-      <w:r>
-        <w:t xml:space="preserve">71. Farber timely administratively appealed this decision; his appeal was denied in October 2015. Tr. 16.</w:t>
+        <w:t xml:space="preserve">“Not Sustained” means that “[t]he investigation did not find sufficient evidence to either prove or disprove the allegations in the complaint.” Pl’s Ex. 2; Tr. 70-⁠71. Farber timely administratively appealed this decision; his appeal was denied in October 2015. Tr. 16.</w:t>
       </w:r>
     </w:p>
     <w:p>
@@ -5103,19 +5059,7 @@
         <w:pStyle w:val="BodyText"/>
       </w:pPr>
       <w:r>
-        <w:t xml:space="preserve">On November 3, 2015, Farber hand delivered a written Sunshine Law request to the Department seeking a copy of his IAD report 13/131. Tr. 17</w:t>
-      </w:r>
-      <w:r>
-        <w:noBreakHyphen/>
-      </w:r>
-      <w:r>
-        <w:t xml:space="preserve">18, Pl’s Ex. 4, D’s Ex. C. In a letter dated November 5, 2015, Farber was notified that his request was received and that the Department would respond the week of November 16, 2015. Tr. 18</w:t>
-      </w:r>
-      <w:r>
-        <w:noBreakHyphen/>
-      </w:r>
-      <w:r>
-        <w:t xml:space="preserve">19, Pl’s Ex. 5.</w:t>
+        <w:t xml:space="preserve">On November 3, 2015, Farber hand delivered a written Sunshine Law request to the Department seeking a copy of his IAD report 13/131. Tr. 17-⁠18, Pl’s Ex. 4, D’s Ex. C. In a letter dated November 5, 2015, Farber was notified that his request was received and that the Department would respond the week of November 16, 2015. Tr. 18-⁠19, Pl’s Ex. 5.</w:t>
       </w:r>
     </w:p>
     <w:p>
@@ -5123,25 +5067,7 @@
         <w:pStyle w:val="BodyTextNote"/>
       </w:pPr>
       <w:r>
-        <w:t xml:space="preserve">Farber did not receive any records or any other response from the Department the week of November 16, 2015. Tr. 19. During the next month, Farber spoke with personnel in the legal department at the City of St. Louis approximately ten times to inquire into the status of his request. Tr. 19</w:t>
-      </w:r>
-      <w:r>
-        <w:noBreakHyphen/>
-      </w:r>
-      <w:r>
-        <w:t xml:space="preserve">20. Farber received conflicting information regarding its status. Tr. 19</w:t>
-      </w:r>
-      <w:r>
-        <w:noBreakHyphen/>
-      </w:r>
-      <w:r>
-        <w:t xml:space="preserve">20. On March 31, 2016, Farber mailed a follow-up letter to the legal department seeking an update on his request. Tr. 20</w:t>
-      </w:r>
-      <w:r>
-        <w:noBreakHyphen/>
-      </w:r>
-      <w:r>
-        <w:t xml:space="preserve">21, Pl’s Ex. 6. Thereafter, in a letter dated April 6, 2016, Farber was informed that the report he sought was closed pursuant to § 84.344.8</w:t>
+        <w:t xml:space="preserve">Farber did not receive any records or any other response from the Department the week of November 16, 2015. Tr. 19. During the next month, Farber spoke with personnel in the legal department at the City of St. Louis approximately ten times to inquire into the status of his request. Tr. 19-⁠20. Farber received conflicting information regarding its status. Tr. 19-⁠20. On March 31, 2016, Farber mailed a follow-up letter to the legal department seeking an update on his request. Tr. 20-⁠21, Pl’s Ex. 6. Thereafter, in a letter dated April 6, 2016, Farber was informed that the report he sought was closed pursuant to § 84.344.8</w:t>
       </w:r>
       <w:r>
         <w:rPr>
@@ -5165,37 +5091,7 @@
         <w:t xml:space="preserve"> </w:t>
       </w:r>
       <w:r>
-        <w:t xml:space="preserve">Tr. 22</w:t>
-      </w:r>
-      <w:r>
-        <w:noBreakHyphen/>
-      </w:r>
-      <w:r>
-        <w:t xml:space="preserve">24, 42</w:t>
-      </w:r>
-      <w:r>
-        <w:noBreakHyphen/>
-      </w:r>
-      <w:r>
-        <w:t xml:space="preserve">44; Pl’s Ex. 7; D’s Ex. E. On June 2, 2016, Farber filed the underlying lawsuit. LF 7</w:t>
-      </w:r>
-      <w:r>
-        <w:noBreakHyphen/>
-      </w:r>
-      <w:r>
-        <w:t xml:space="preserve">12. On June 10, 2016, the Department mailed a copy of his initial complaint to his attorney. Tr. 25, 29, 56</w:t>
-      </w:r>
-      <w:r>
-        <w:noBreakHyphen/>
-      </w:r>
-      <w:r>
-        <w:t xml:space="preserve">58; D’s Ex. G. Farber has not received any other records related to his request. Tr. 24</w:t>
-      </w:r>
-      <w:r>
-        <w:noBreakHyphen/>
-      </w:r>
-      <w:r>
-        <w:t xml:space="preserve">25.</w:t>
+        <w:t xml:space="preserve">Tr. 22-⁠24, 42-⁠44; Pl’s Ex. 7; D’s Ex. E. On June 2, 2016, Farber filed the underlying lawsuit. LF 7-⁠12. On June 10, 2016, the Department mailed a copy of his initial complaint to his attorney. Tr. 25, 29, 56-⁠58; D’s Ex. G. Farber has not received any other records related to his request. Tr. 24-⁠25.</w:t>
       </w:r>
     </w:p>
     <w:p>
@@ -5203,25 +5099,13 @@
         <w:pStyle w:val="BodyText"/>
       </w:pPr>
       <w:r>
-        <w:t xml:space="preserve">A bench trial was held on February 21</w:t>
-      </w:r>
-      <w:r>
-        <w:noBreakHyphen/>
-      </w:r>
-      <w:r>
-        <w:t xml:space="preserve">22, 2017. Tr. 4, 34. The trial court found that certain portions of the investigative report may be closed pursuant to § 610.021(3)</w:t>
-      </w:r>
-      <w:r>
-        <w:t xml:space="preserve"> </w:t>
-      </w:r>
-      <w:r>
-        <w:t xml:space="preserve">and (13) and other portions are open and must be disclosed. LF 100</w:t>
-      </w:r>
-      <w:r>
-        <w:noBreakHyphen/>
-      </w:r>
-      <w:r>
-        <w:t xml:space="preserve">03. The trial court also found that the Defendant knowingly violated the Sunshine Law. LF 98, 108. Farber now appeals the trial court’s finding closing portions of the investigative report.</w:t>
+        <w:t xml:space="preserve">A bench trial was held on February 21-⁠22, 2017. Tr. 4, 34. The trial court found that certain portions of the investigative report may be closed pursuant to § 610.021(3)</w:t>
+      </w:r>
+      <w:r>
+        <w:t xml:space="preserve"> </w:t>
+      </w:r>
+      <w:r>
+        <w:t xml:space="preserve">and (13) and other portions are open and must be disclosed. LF 100-⁠03. The trial court also found that the Defendant knowingly violated the Sunshine Law. LF 98, 108. Farber now appeals the trial court’s finding closing portions of the investigative report.</w:t>
       </w:r>
     </w:p>
     <w:p>
@@ -7135,19 +7019,7 @@
         <w:t xml:space="preserve"> </w:t>
       </w:r>
       <w:r>
-        <w:t xml:space="preserve">Tr. 22</w:t>
-      </w:r>
-      <w:r>
-        <w:noBreakHyphen/>
-      </w:r>
-      <w:r>
-        <w:t xml:space="preserve">24, 42</w:t>
-      </w:r>
-      <w:r>
-        <w:noBreakHyphen/>
-      </w:r>
-      <w:r>
-        <w:t xml:space="preserve">44; Pl’s Ex. 7; D’s Ex. E. No other law was cited or referenced by Defendant in the written response as justification for nondisclosure. And, while the trial court correctly found that § 84.344.8</w:t>
+        <w:t xml:space="preserve">Tr. 22-⁠24, 42-⁠44; Pl’s Ex. 7; D’s Ex. E. No other law was cited or referenced by Defendant in the written response as justification for nondisclosure. And, while the trial court correctly found that § 84.344.8</w:t>
       </w:r>
       <w:r>
         <w:t xml:space="preserve"> </w:t>
@@ -7171,19 +7043,7 @@
         <w:t xml:space="preserve"> </w:t>
       </w:r>
       <w:r>
-        <w:t xml:space="preserve">LF 97</w:t>
-      </w:r>
-      <w:r>
-        <w:noBreakHyphen/>
-      </w:r>
-      <w:r>
-        <w:t xml:space="preserve">98, 100, 102</w:t>
-      </w:r>
-      <w:r>
-        <w:noBreakHyphen/>
-      </w:r>
-      <w:r>
-        <w:t xml:space="preserve">03. Instead, IAD report 13/131 is an investigative report under § 610.100.1(5).</w:t>
+        <w:t xml:space="preserve">LF 97-⁠98, 100, 102-⁠03. Instead, IAD report 13/131 is an investigative report under § 610.100.1(5).</w:t>
       </w:r>
     </w:p>
     <w:p>
@@ -7197,13 +7057,7 @@
         <w:t xml:space="preserve"> </w:t>
       </w:r>
       <w:r>
-        <w:t xml:space="preserve">The Police Department is a law enforcement agency and it created the IAD report 13/131 in response to Farber’s complaint. Tr. 67</w:t>
-      </w:r>
-      <w:r>
-        <w:noBreakHyphen/>
-      </w:r>
-      <w:r>
-        <w:t xml:space="preserve">68, 73, 75. Farber’s complaint alleged criminal activity. P’s Ex. 1; D’s Ex. A. And, while Defendant has asserted that this particular investigation was conducted to determine if the officers violated department polices, the Department’s internal and unilateral decision to categorize the investigation as one focusing on department policies cannot be determinative as to whether the record is an investigative report. What is determinative is the actual allegations in Farber’s complaint.</w:t>
+        <w:t xml:space="preserve">The Police Department is a law enforcement agency and it created the IAD report 13/131 in response to Farber’s complaint. Tr. 67-⁠68, 73, 75. Farber’s complaint alleged criminal activity. P’s Ex. 1; D’s Ex. A. And, while Defendant has asserted that this particular investigation was conducted to determine if the officers violated department polices, the Department’s internal and unilateral decision to categorize the investigation as one focusing on department policies cannot be determinative as to whether the record is an investigative report. What is determinative is the actual allegations in Farber’s complaint.</w:t>
       </w:r>
     </w:p>
     <w:p>
@@ -7312,13 +7166,7 @@
         <w:pStyle w:val="BodyTextNote"/>
       </w:pPr>
       <w:r>
-        <w:t xml:space="preserve">As Defendant admits, Farber’s complaint alleged criminal conduct. Tr. 67</w:t>
-      </w:r>
-      <w:r>
-        <w:noBreakHyphen/>
-      </w:r>
-      <w:r>
-        <w:t xml:space="preserve">68, 73, 75. Specifically, Farber alleged physical abuse by the officers and that they threatened to fabricate evidence in order to press charges against him. P’s Ex. 1; D’s Ex. A;</w:t>
+        <w:t xml:space="preserve">As Defendant admits, Farber’s complaint alleged criminal conduct. Tr. 67-⁠68, 73, 75. Specifically, Farber alleged physical abuse by the officers and that they threatened to fabricate evidence in order to press charges against him. P’s Ex. 1; D’s Ex. A;</w:t>
       </w:r>
       <w:r>
         <w:t xml:space="preserve"> </w:t>
@@ -7413,19 +7261,7 @@
         <w:t xml:space="preserve"> </w:t>
       </w:r>
       <w:r>
-        <w:t xml:space="preserve">Here, Defendant suggests that, at some point before Farber even signed his allegation of criminal misconduct and before obtaining his corroborating evidence or conducting any investigation, some unidentified person within the Department decided that any investigation into Farber’s allegations of criminal misconduct would not be an investigation into a possible crime and would, instead, be an investigation into a violation of “department policies that would coincide with those allegations.” Tr. 61</w:t>
-      </w:r>
-      <w:r>
-        <w:noBreakHyphen/>
-      </w:r>
-      <w:r>
-        <w:t xml:space="preserve">63, 68</w:t>
-      </w:r>
-      <w:r>
-        <w:noBreakHyphen/>
-      </w:r>
-      <w:r>
-        <w:t xml:space="preserve">70. The Supreme Court, however, predicted such attempts to do an end-run around the Sunshine Law and presciently stated, without equivocation, that when the incident report alleges criminal conduct, it is “presumed that such alleged criminal conduct was the subject of the investigation, and the report generated by the investigation must be disclosed.”</w:t>
+        <w:t xml:space="preserve">Here, Defendant suggests that, at some point before Farber even signed his allegation of criminal misconduct and before obtaining his corroborating evidence or conducting any investigation, some unidentified person within the Department decided that any investigation into Farber’s allegations of criminal misconduct would not be an investigation into a possible crime and would, instead, be an investigation into a violation of “department policies that would coincide with those allegations.” Tr. 61-⁠63, 68-⁠70. The Supreme Court, however, predicted such attempts to do an end-run around the Sunshine Law and presciently stated, without equivocation, that when the incident report alleges criminal conduct, it is “presumed that such alleged criminal conduct was the subject of the investigation, and the report generated by the investigation must be disclosed.”</w:t>
       </w:r>
       <w:r>
         <w:t xml:space="preserve"> </w:t>
@@ -8119,13 +7955,7 @@
         <w:t xml:space="preserve"> </w:t>
       </w:r>
       <w:r>
-        <w:t xml:space="preserve">LF 105</w:t>
-      </w:r>
-      <w:r>
-        <w:noBreakHyphen/>
-      </w:r>
-      <w:r>
-        <w:t xml:space="preserve">06. It would appear that the only difference between those cases and the present case is that the Defendant, after</w:t>
+        <w:t xml:space="preserve">LF 105-⁠06. It would appear that the only difference between those cases and the present case is that the Defendant, after</w:t>
       </w:r>
       <w:r>
         <w:t xml:space="preserve"> </w:t>
@@ -8277,13 +8107,7 @@
         <w:t xml:space="preserve"> </w:t>
       </w:r>
       <w:r>
-        <w:t xml:space="preserve">LF 101</w:t>
-      </w:r>
-      <w:r>
-        <w:noBreakHyphen/>
-      </w:r>
-      <w:r>
-        <w:t xml:space="preserve">02. However, if a complaint alleges a crime, as both the Defendant and trial court acknowledge the complaint here did, then, under</w:t>
+        <w:t xml:space="preserve">LF 101-⁠02. However, if a complaint alleges a crime, as both the Defendant and trial court acknowledge the complaint here did, then, under</w:t>
       </w:r>
       <w:r>
         <w:t xml:space="preserve"> </w:t>
@@ -9101,9 +8925,7 @@
               <w:t xml:space="preserve"> </w:t>
             </w:r>
             <w:r>
-              <w:t xml:space="preserve">652</w:t>
-              <w:noBreakHyphen/>
-              <w:t xml:space="preserve">3114</w:t>
+              <w:t xml:space="preserve">652-⁠3114</w:t>
             </w:r>
           </w:p>
           <w:p>
@@ -9270,9 +9092,7 @@
               <w:t xml:space="preserve"> </w:t>
             </w:r>
             <w:r>
-              <w:t xml:space="preserve">470</w:t>
-              <w:noBreakHyphen/>
-              <w:t xml:space="preserve">9933</w:t>
+              <w:t xml:space="preserve">470-⁠9933</w:t>
             </w:r>
           </w:p>
           <w:p>
@@ -9460,25 +9280,7 @@
         <w:t xml:space="preserve"> </w:t>
       </w:r>
       <w:r>
-        <w:t xml:space="preserve">The trial court first entered an order and judgment on April 4, 2017. LF 65</w:t>
-      </w:r>
-      <w:r>
-        <w:noBreakHyphen/>
-      </w:r>
-      <w:r>
-        <w:t xml:space="preserve">85. Following a timely motion to amend filed by Farber on May 4, 2017, the trial court entered an amended order and judgment on July 19, 2017. LF 86</w:t>
-      </w:r>
-      <w:r>
-        <w:noBreakHyphen/>
-      </w:r>
-      <w:r>
-        <w:t xml:space="preserve">89, 91</w:t>
-      </w:r>
-      <w:r>
-        <w:noBreakHyphen/>
-      </w:r>
-      <w:r>
-        <w:t xml:space="preserve">112.</w:t>
+        <w:t xml:space="preserve">The trial court first entered an order and judgment on April 4, 2017. LF 65-⁠85. Following a timely motion to amend filed by Farber on May 4, 2017, the trial court entered an amended order and judgment on July 19, 2017. LF 86-⁠89, 91-⁠112.</w:t>
       </w:r>
     </w:p>
   </w:footnote>
@@ -9516,13 +9318,7 @@
         <w:t xml:space="preserve"> </w:t>
       </w:r>
       <w:r>
-        <w:t xml:space="preserve">Plaintiff’s Exhibit I is the full IAD report 13/131 and it was filed under seal with the trial court. See Tr. 41</w:t>
-      </w:r>
-      <w:r>
-        <w:noBreakHyphen/>
-      </w:r>
-      <w:r>
-        <w:t xml:space="preserve">42, 50. This Exhibit was likewise filed under seal with this Court.</w:t>
+        <w:t xml:space="preserve">Plaintiff’s Exhibit I is the full IAD report 13/131 and it was filed under seal with the trial court. See Tr. 41-⁠42, 50. This Exhibit was likewise filed under seal with this Court.</w:t>
       </w:r>
     </w:p>
   </w:footnote>
@@ -10544,7 +10340,7 @@
     <w:qFormat/>
     <w:pPr>
       <w:keepLines/>
-      <w:spacing w:before="0" w:after="140" w:line="299" w:lineRule="exact"/>
+      <w:spacing w:before="23" w:after="140" w:line="299" w:lineRule="exact"/>
     </w:pPr>
     <w:rPr>
       <w:sz w:val="26"/>
